--- a/OTVETL_POD_C++/Сhess/Пояснительная записка.docx
+++ b/OTVETL_POD_C++/Сhess/Пояснительная записка.docx
@@ -54,11 +54,14 @@
     </w:p>
     <w:p>
       <w:r>
+        <w:rPr>
+          <w:noProof/>
+        </w:rPr>
         <w:drawing>
-          <wp:inline distT="0" distB="0" distL="0" distR="0" wp14:anchorId="7B43FEC6" wp14:editId="3B87FADF">
-            <wp:extent cx="6629400" cy="5295900"/>
-            <wp:effectExtent l="0" t="0" r="0" b="0"/>
-            <wp:docPr id="2" name="Рисунок 2"/>
+          <wp:inline distT="0" distB="0" distL="0" distR="0" wp14:anchorId="5674973E" wp14:editId="33E19D78">
+            <wp:extent cx="6581775" cy="5105400"/>
+            <wp:effectExtent l="0" t="0" r="9525" b="0"/>
+            <wp:docPr id="4" name="Рисунок 4"/>
             <wp:cNvGraphicFramePr>
               <a:graphicFrameLocks xmlns:a="http://schemas.openxmlformats.org/drawingml/2006/main" noChangeAspect="1"/>
             </wp:cNvGraphicFramePr>
@@ -78,7 +81,7 @@
                   <pic:spPr>
                     <a:xfrm>
                       <a:off x="0" y="0"/>
-                      <a:ext cx="6629400" cy="5295900"/>
+                      <a:ext cx="6581775" cy="5105400"/>
                     </a:xfrm>
                     <a:prstGeom prst="rect">
                       <a:avLst/>
@@ -1974,12 +1977,6 @@
     <w:p/>
     <w:p>
       <w:r>
-        <w:t>---</w:t>
-      </w:r>
-    </w:p>
-    <w:p/>
-    <w:p>
-      <w:r>
         <w:t xml:space="preserve"> 1.3 Отношения между объектами</w:t>
       </w:r>
     </w:p>
@@ -2480,6 +2477,9 @@
     </w:p>
     <w:p>
       <w:r>
+        <w:rPr>
+          <w:noProof/>
+        </w:rPr>
         <w:drawing>
           <wp:inline distT="0" distB="0" distL="0" distR="0" wp14:anchorId="071B2E69" wp14:editId="5B352EB5">
             <wp:extent cx="4726305" cy="6982691"/>
@@ -2551,10 +2551,13 @@
     </w:p>
     <w:p>
       <w:r>
+        <w:rPr>
+          <w:noProof/>
+        </w:rPr>
         <w:drawing>
-          <wp:inline distT="0" distB="0" distL="0" distR="0" wp14:anchorId="1C60F792" wp14:editId="11EE0526">
-            <wp:extent cx="5343896" cy="7457197"/>
-            <wp:effectExtent l="0" t="0" r="9525" b="0"/>
+          <wp:inline distT="0" distB="0" distL="0" distR="0" wp14:anchorId="1C60F792" wp14:editId="02D075AA">
+            <wp:extent cx="5343525" cy="8356600"/>
+            <wp:effectExtent l="0" t="0" r="9525" b="6350"/>
             <wp:docPr id="3" name="Рисунок 3"/>
             <wp:cNvGraphicFramePr>
               <a:graphicFrameLocks xmlns:a="http://schemas.openxmlformats.org/drawingml/2006/main" noChangeAspect="1"/>
@@ -2575,7 +2578,7 @@
                   <pic:spPr>
                     <a:xfrm>
                       <a:off x="0" y="0"/>
-                      <a:ext cx="5362791" cy="7483565"/>
+                      <a:ext cx="5362791" cy="8386730"/>
                     </a:xfrm>
                     <a:prstGeom prst="rect">
                       <a:avLst/>
@@ -2589,13 +2592,946 @@
       </w:r>
     </w:p>
     <w:p>
+      <w:pPr>
+        <w:spacing w:before="480" w:after="240" w:line="480" w:lineRule="atLeast"/>
+        <w:outlineLvl w:val="1"/>
+        <w:rPr>
+          <w:rFonts w:ascii="Segoe UI" w:eastAsia="Times New Roman" w:hAnsi="Segoe UI" w:cs="Segoe UI"/>
+          <w:b/>
+          <w:bCs/>
+          <w:kern w:val="0"/>
+          <w:sz w:val="33"/>
+          <w:szCs w:val="33"/>
+          <w:lang w:eastAsia="ru-RU"/>
+          <w14:ligatures w14:val="none"/>
+        </w:rPr>
+      </w:pPr>
+      <w:r>
+        <w:rPr>
+          <w:rFonts w:ascii="Segoe UI" w:eastAsia="Times New Roman" w:hAnsi="Segoe UI" w:cs="Segoe UI"/>
+          <w:b/>
+          <w:bCs/>
+          <w:kern w:val="0"/>
+          <w:sz w:val="33"/>
+          <w:szCs w:val="33"/>
+          <w:lang w:eastAsia="ru-RU"/>
+          <w14:ligatures w14:val="none"/>
+        </w:rPr>
+        <w:lastRenderedPageBreak/>
+        <w:t>3.2 Пояснение к блок-схеме</w:t>
+      </w:r>
+    </w:p>
+    <w:tbl>
+      <w:tblPr>
+        <w:tblW w:w="10627" w:type="dxa"/>
+        <w:tblBorders>
+          <w:top w:val="single" w:sz="4" w:space="0" w:color="auto"/>
+          <w:left w:val="single" w:sz="4" w:space="0" w:color="auto"/>
+          <w:bottom w:val="single" w:sz="4" w:space="0" w:color="auto"/>
+          <w:right w:val="single" w:sz="4" w:space="0" w:color="auto"/>
+          <w:insideH w:val="single" w:sz="4" w:space="0" w:color="auto"/>
+          <w:insideV w:val="single" w:sz="4" w:space="0" w:color="auto"/>
+        </w:tblBorders>
+        <w:tblCellMar>
+          <w:top w:w="15" w:type="dxa"/>
+          <w:left w:w="15" w:type="dxa"/>
+          <w:bottom w:w="15" w:type="dxa"/>
+          <w:right w:w="15" w:type="dxa"/>
+        </w:tblCellMar>
+        <w:tblLook w:val="04A0" w:firstRow="1" w:lastRow="0" w:firstColumn="1" w:lastColumn="0" w:noHBand="0" w:noVBand="1"/>
+      </w:tblPr>
+      <w:tblGrid>
+        <w:gridCol w:w="2906"/>
+        <w:gridCol w:w="7721"/>
+      </w:tblGrid>
+      <w:tr>
+        <w:trPr>
+          <w:tblHeader/>
+        </w:trPr>
+        <w:tc>
+          <w:tcPr>
+            <w:tcW w:w="0" w:type="auto"/>
+            <w:tcMar>
+              <w:top w:w="150" w:type="dxa"/>
+              <w:left w:w="0" w:type="dxa"/>
+              <w:bottom w:w="150" w:type="dxa"/>
+              <w:right w:w="240" w:type="dxa"/>
+            </w:tcMar>
+            <w:vAlign w:val="center"/>
+            <w:hideMark/>
+          </w:tcPr>
+          <w:p>
+            <w:pPr>
+              <w:spacing w:after="0" w:line="375" w:lineRule="atLeast"/>
+              <w:rPr>
+                <w:rFonts w:ascii="Segoe UI" w:eastAsia="Times New Roman" w:hAnsi="Segoe UI" w:cs="Segoe UI"/>
+                <w:kern w:val="0"/>
+                <w:sz w:val="23"/>
+                <w:szCs w:val="23"/>
+                <w:lang w:eastAsia="ru-RU"/>
+                <w14:ligatures w14:val="none"/>
+              </w:rPr>
+            </w:pPr>
+            <w:r>
+              <w:rPr>
+                <w:rFonts w:ascii="Segoe UI" w:eastAsia="Times New Roman" w:hAnsi="Segoe UI" w:cs="Segoe UI"/>
+                <w:kern w:val="0"/>
+                <w:sz w:val="23"/>
+                <w:szCs w:val="23"/>
+                <w:lang w:eastAsia="ru-RU"/>
+                <w14:ligatures w14:val="none"/>
+              </w:rPr>
+              <w:t>Блок</w:t>
+            </w:r>
+          </w:p>
+        </w:tc>
+        <w:tc>
+          <w:tcPr>
+            <w:tcW w:w="7721" w:type="dxa"/>
+            <w:tcMar>
+              <w:top w:w="150" w:type="dxa"/>
+              <w:left w:w="240" w:type="dxa"/>
+              <w:bottom w:w="150" w:type="dxa"/>
+              <w:right w:w="240" w:type="dxa"/>
+            </w:tcMar>
+            <w:vAlign w:val="center"/>
+            <w:hideMark/>
+          </w:tcPr>
+          <w:p>
+            <w:pPr>
+              <w:spacing w:after="0" w:line="375" w:lineRule="atLeast"/>
+              <w:rPr>
+                <w:rFonts w:ascii="Segoe UI" w:eastAsia="Times New Roman" w:hAnsi="Segoe UI" w:cs="Segoe UI"/>
+                <w:kern w:val="0"/>
+                <w:sz w:val="23"/>
+                <w:szCs w:val="23"/>
+                <w:lang w:eastAsia="ru-RU"/>
+                <w14:ligatures w14:val="none"/>
+              </w:rPr>
+            </w:pPr>
+            <w:r>
+              <w:rPr>
+                <w:rFonts w:ascii="Segoe UI" w:eastAsia="Times New Roman" w:hAnsi="Segoe UI" w:cs="Segoe UI"/>
+                <w:kern w:val="0"/>
+                <w:sz w:val="23"/>
+                <w:szCs w:val="23"/>
+                <w:lang w:eastAsia="ru-RU"/>
+                <w14:ligatures w14:val="none"/>
+              </w:rPr>
+              <w:t>Что делает</w:t>
+            </w:r>
+          </w:p>
+        </w:tc>
+      </w:tr>
+      <w:tr>
+        <w:tc>
+          <w:tcPr>
+            <w:tcW w:w="0" w:type="auto"/>
+            <w:tcMar>
+              <w:top w:w="150" w:type="dxa"/>
+              <w:left w:w="0" w:type="dxa"/>
+              <w:bottom w:w="150" w:type="dxa"/>
+              <w:right w:w="240" w:type="dxa"/>
+            </w:tcMar>
+            <w:vAlign w:val="center"/>
+            <w:hideMark/>
+          </w:tcPr>
+          <w:p>
+            <w:pPr>
+              <w:spacing w:after="0" w:line="375" w:lineRule="atLeast"/>
+              <w:rPr>
+                <w:rFonts w:ascii="Segoe UI" w:eastAsia="Times New Roman" w:hAnsi="Segoe UI" w:cs="Segoe UI"/>
+                <w:kern w:val="0"/>
+                <w:sz w:val="23"/>
+                <w:szCs w:val="23"/>
+                <w:lang w:eastAsia="ru-RU"/>
+                <w14:ligatures w14:val="none"/>
+              </w:rPr>
+            </w:pPr>
+            <w:proofErr w:type="spellStart"/>
+            <w:r>
+              <w:rPr>
+                <w:rFonts w:ascii="Consolas" w:eastAsia="Times New Roman" w:hAnsi="Consolas" w:cs="Courier New"/>
+                <w:kern w:val="0"/>
+                <w:sz w:val="20"/>
+                <w:szCs w:val="20"/>
+                <w:lang w:eastAsia="ru-RU"/>
+                <w14:ligatures w14:val="none"/>
+              </w:rPr>
+              <w:t>isCheck</w:t>
+            </w:r>
+            <w:proofErr w:type="spellEnd"/>
+            <w:r>
+              <w:rPr>
+                <w:rFonts w:ascii="Consolas" w:eastAsia="Times New Roman" w:hAnsi="Consolas" w:cs="Courier New"/>
+                <w:kern w:val="0"/>
+                <w:sz w:val="20"/>
+                <w:szCs w:val="20"/>
+                <w:lang w:eastAsia="ru-RU"/>
+                <w14:ligatures w14:val="none"/>
+              </w:rPr>
+              <w:t>(</w:t>
+            </w:r>
+            <w:proofErr w:type="spellStart"/>
+            <w:r>
+              <w:rPr>
+                <w:rFonts w:ascii="Consolas" w:eastAsia="Times New Roman" w:hAnsi="Consolas" w:cs="Courier New"/>
+                <w:kern w:val="0"/>
+                <w:sz w:val="20"/>
+                <w:szCs w:val="20"/>
+                <w:lang w:eastAsia="ru-RU"/>
+                <w14:ligatures w14:val="none"/>
+              </w:rPr>
+              <w:t>whiteKing</w:t>
+            </w:r>
+            <w:proofErr w:type="spellEnd"/>
+            <w:r>
+              <w:rPr>
+                <w:rFonts w:ascii="Consolas" w:eastAsia="Times New Roman" w:hAnsi="Consolas" w:cs="Courier New"/>
+                <w:kern w:val="0"/>
+                <w:sz w:val="20"/>
+                <w:szCs w:val="20"/>
+                <w:lang w:eastAsia="ru-RU"/>
+                <w14:ligatures w14:val="none"/>
+              </w:rPr>
+              <w:t>)</w:t>
+            </w:r>
+          </w:p>
+        </w:tc>
+        <w:tc>
+          <w:tcPr>
+            <w:tcW w:w="7721" w:type="dxa"/>
+            <w:tcMar>
+              <w:top w:w="150" w:type="dxa"/>
+              <w:left w:w="240" w:type="dxa"/>
+              <w:bottom w:w="150" w:type="dxa"/>
+              <w:right w:w="0" w:type="dxa"/>
+            </w:tcMar>
+            <w:vAlign w:val="center"/>
+            <w:hideMark/>
+          </w:tcPr>
+          <w:p>
+            <w:pPr>
+              <w:spacing w:after="0" w:line="375" w:lineRule="atLeast"/>
+              <w:rPr>
+                <w:rFonts w:ascii="Segoe UI" w:eastAsia="Times New Roman" w:hAnsi="Segoe UI" w:cs="Segoe UI"/>
+                <w:kern w:val="0"/>
+                <w:sz w:val="23"/>
+                <w:szCs w:val="23"/>
+                <w:lang w:eastAsia="ru-RU"/>
+                <w14:ligatures w14:val="none"/>
+              </w:rPr>
+            </w:pPr>
+            <w:r>
+              <w:rPr>
+                <w:rFonts w:ascii="Segoe UI" w:eastAsia="Times New Roman" w:hAnsi="Segoe UI" w:cs="Segoe UI"/>
+                <w:kern w:val="0"/>
+                <w:sz w:val="23"/>
+                <w:szCs w:val="23"/>
+                <w:lang w:eastAsia="ru-RU"/>
+                <w14:ligatures w14:val="none"/>
+              </w:rPr>
+              <w:t>Проверяет, находится ли король под шахом. Если нет — мата быть не может</w:t>
+            </w:r>
+          </w:p>
+        </w:tc>
+      </w:tr>
+      <w:tr>
+        <w:tc>
+          <w:tcPr>
+            <w:tcW w:w="0" w:type="auto"/>
+            <w:tcMar>
+              <w:top w:w="150" w:type="dxa"/>
+              <w:left w:w="0" w:type="dxa"/>
+              <w:bottom w:w="150" w:type="dxa"/>
+              <w:right w:w="240" w:type="dxa"/>
+            </w:tcMar>
+            <w:vAlign w:val="center"/>
+            <w:hideMark/>
+          </w:tcPr>
+          <w:p>
+            <w:pPr>
+              <w:spacing w:after="0" w:line="375" w:lineRule="atLeast"/>
+              <w:rPr>
+                <w:rFonts w:ascii="Segoe UI" w:eastAsia="Times New Roman" w:hAnsi="Segoe UI" w:cs="Segoe UI"/>
+                <w:kern w:val="0"/>
+                <w:sz w:val="23"/>
+                <w:szCs w:val="23"/>
+                <w:lang w:eastAsia="ru-RU"/>
+                <w14:ligatures w14:val="none"/>
+              </w:rPr>
+            </w:pPr>
+            <w:r>
+              <w:rPr>
+                <w:rFonts w:ascii="Segoe UI" w:eastAsia="Times New Roman" w:hAnsi="Segoe UI" w:cs="Segoe UI"/>
+                <w:kern w:val="0"/>
+                <w:sz w:val="23"/>
+                <w:szCs w:val="23"/>
+                <w:lang w:eastAsia="ru-RU"/>
+                <w14:ligatures w14:val="none"/>
+              </w:rPr>
+              <w:t>Перебор клеток</w:t>
+            </w:r>
+          </w:p>
+        </w:tc>
+        <w:tc>
+          <w:tcPr>
+            <w:tcW w:w="7721" w:type="dxa"/>
+            <w:tcMar>
+              <w:top w:w="150" w:type="dxa"/>
+              <w:left w:w="240" w:type="dxa"/>
+              <w:bottom w:w="150" w:type="dxa"/>
+              <w:right w:w="0" w:type="dxa"/>
+            </w:tcMar>
+            <w:vAlign w:val="center"/>
+            <w:hideMark/>
+          </w:tcPr>
+          <w:p>
+            <w:pPr>
+              <w:spacing w:after="0" w:line="375" w:lineRule="atLeast"/>
+              <w:rPr>
+                <w:rFonts w:ascii="Segoe UI" w:eastAsia="Times New Roman" w:hAnsi="Segoe UI" w:cs="Segoe UI"/>
+                <w:kern w:val="0"/>
+                <w:sz w:val="23"/>
+                <w:szCs w:val="23"/>
+                <w:lang w:eastAsia="ru-RU"/>
+                <w14:ligatures w14:val="none"/>
+              </w:rPr>
+            </w:pPr>
+            <w:r>
+              <w:rPr>
+                <w:rFonts w:ascii="Segoe UI" w:eastAsia="Times New Roman" w:hAnsi="Segoe UI" w:cs="Segoe UI"/>
+                <w:kern w:val="0"/>
+                <w:sz w:val="23"/>
+                <w:szCs w:val="23"/>
+                <w:lang w:eastAsia="ru-RU"/>
+                <w14:ligatures w14:val="none"/>
+              </w:rPr>
+              <w:t>Ищем все фигуры нужного цвета</w:t>
+            </w:r>
+          </w:p>
+        </w:tc>
+      </w:tr>
+      <w:tr>
+        <w:tc>
+          <w:tcPr>
+            <w:tcW w:w="0" w:type="auto"/>
+            <w:tcMar>
+              <w:top w:w="150" w:type="dxa"/>
+              <w:left w:w="0" w:type="dxa"/>
+              <w:bottom w:w="150" w:type="dxa"/>
+              <w:right w:w="240" w:type="dxa"/>
+            </w:tcMar>
+            <w:vAlign w:val="center"/>
+            <w:hideMark/>
+          </w:tcPr>
+          <w:p>
+            <w:pPr>
+              <w:spacing w:after="0" w:line="375" w:lineRule="atLeast"/>
+              <w:rPr>
+                <w:rFonts w:ascii="Segoe UI" w:eastAsia="Times New Roman" w:hAnsi="Segoe UI" w:cs="Segoe UI"/>
+                <w:kern w:val="0"/>
+                <w:sz w:val="23"/>
+                <w:szCs w:val="23"/>
+                <w:lang w:eastAsia="ru-RU"/>
+                <w14:ligatures w14:val="none"/>
+              </w:rPr>
+            </w:pPr>
+            <w:proofErr w:type="spellStart"/>
+            <w:proofErr w:type="gramStart"/>
+            <w:r>
+              <w:rPr>
+                <w:rFonts w:ascii="Consolas" w:eastAsia="Times New Roman" w:hAnsi="Consolas" w:cs="Courier New"/>
+                <w:kern w:val="0"/>
+                <w:sz w:val="20"/>
+                <w:szCs w:val="20"/>
+                <w:lang w:eastAsia="ru-RU"/>
+                <w14:ligatures w14:val="none"/>
+              </w:rPr>
+              <w:t>getRawMoves</w:t>
+            </w:r>
+            <w:proofErr w:type="spellEnd"/>
+            <w:r>
+              <w:rPr>
+                <w:rFonts w:ascii="Consolas" w:eastAsia="Times New Roman" w:hAnsi="Consolas" w:cs="Courier New"/>
+                <w:kern w:val="0"/>
+                <w:sz w:val="20"/>
+                <w:szCs w:val="20"/>
+                <w:lang w:eastAsia="ru-RU"/>
+                <w14:ligatures w14:val="none"/>
+              </w:rPr>
+              <w:t>(</w:t>
+            </w:r>
+            <w:proofErr w:type="gramEnd"/>
+            <w:r>
+              <w:rPr>
+                <w:rFonts w:ascii="Consolas" w:eastAsia="Times New Roman" w:hAnsi="Consolas" w:cs="Courier New"/>
+                <w:kern w:val="0"/>
+                <w:sz w:val="20"/>
+                <w:szCs w:val="20"/>
+                <w:lang w:eastAsia="ru-RU"/>
+                <w14:ligatures w14:val="none"/>
+              </w:rPr>
+              <w:t>)</w:t>
+            </w:r>
+          </w:p>
+        </w:tc>
+        <w:tc>
+          <w:tcPr>
+            <w:tcW w:w="7721" w:type="dxa"/>
+            <w:tcMar>
+              <w:top w:w="150" w:type="dxa"/>
+              <w:left w:w="240" w:type="dxa"/>
+              <w:bottom w:w="150" w:type="dxa"/>
+              <w:right w:w="0" w:type="dxa"/>
+            </w:tcMar>
+            <w:vAlign w:val="center"/>
+            <w:hideMark/>
+          </w:tcPr>
+          <w:p>
+            <w:pPr>
+              <w:spacing w:after="0" w:line="375" w:lineRule="atLeast"/>
+              <w:rPr>
+                <w:rFonts w:ascii="Segoe UI" w:eastAsia="Times New Roman" w:hAnsi="Segoe UI" w:cs="Segoe UI"/>
+                <w:kern w:val="0"/>
+                <w:sz w:val="23"/>
+                <w:szCs w:val="23"/>
+                <w:lang w:eastAsia="ru-RU"/>
+                <w14:ligatures w14:val="none"/>
+              </w:rPr>
+            </w:pPr>
+            <w:r>
+              <w:rPr>
+                <w:rFonts w:ascii="Segoe UI" w:eastAsia="Times New Roman" w:hAnsi="Segoe UI" w:cs="Segoe UI"/>
+                <w:kern w:val="0"/>
+                <w:sz w:val="23"/>
+                <w:szCs w:val="23"/>
+                <w:lang w:eastAsia="ru-RU"/>
+                <w14:ligatures w14:val="none"/>
+              </w:rPr>
+              <w:t>Получаем все возможные ходы фигуры по правилам (без учёта шаха)</w:t>
+            </w:r>
+          </w:p>
+        </w:tc>
+      </w:tr>
+      <w:tr>
+        <w:tc>
+          <w:tcPr>
+            <w:tcW w:w="0" w:type="auto"/>
+            <w:tcMar>
+              <w:top w:w="150" w:type="dxa"/>
+              <w:left w:w="0" w:type="dxa"/>
+              <w:bottom w:w="150" w:type="dxa"/>
+              <w:right w:w="240" w:type="dxa"/>
+            </w:tcMar>
+            <w:vAlign w:val="center"/>
+            <w:hideMark/>
+          </w:tcPr>
+          <w:p>
+            <w:pPr>
+              <w:spacing w:after="0" w:line="375" w:lineRule="atLeast"/>
+              <w:rPr>
+                <w:rFonts w:ascii="Segoe UI" w:eastAsia="Times New Roman" w:hAnsi="Segoe UI" w:cs="Segoe UI"/>
+                <w:kern w:val="0"/>
+                <w:sz w:val="23"/>
+                <w:szCs w:val="23"/>
+                <w:lang w:eastAsia="ru-RU"/>
+                <w14:ligatures w14:val="none"/>
+              </w:rPr>
+            </w:pPr>
+            <w:r>
+              <w:rPr>
+                <w:rFonts w:ascii="Segoe UI" w:eastAsia="Times New Roman" w:hAnsi="Segoe UI" w:cs="Segoe UI"/>
+                <w:kern w:val="0"/>
+                <w:sz w:val="23"/>
+                <w:szCs w:val="23"/>
+                <w:lang w:eastAsia="ru-RU"/>
+                <w14:ligatures w14:val="none"/>
+              </w:rPr>
+              <w:t>Сохранение состояния</w:t>
+            </w:r>
+          </w:p>
+        </w:tc>
+        <w:tc>
+          <w:tcPr>
+            <w:tcW w:w="7721" w:type="dxa"/>
+            <w:tcMar>
+              <w:top w:w="150" w:type="dxa"/>
+              <w:left w:w="240" w:type="dxa"/>
+              <w:bottom w:w="150" w:type="dxa"/>
+              <w:right w:w="0" w:type="dxa"/>
+            </w:tcMar>
+            <w:vAlign w:val="center"/>
+            <w:hideMark/>
+          </w:tcPr>
+          <w:p>
+            <w:pPr>
+              <w:spacing w:after="0" w:line="375" w:lineRule="atLeast"/>
+              <w:rPr>
+                <w:rFonts w:ascii="Segoe UI" w:eastAsia="Times New Roman" w:hAnsi="Segoe UI" w:cs="Segoe UI"/>
+                <w:kern w:val="0"/>
+                <w:sz w:val="23"/>
+                <w:szCs w:val="23"/>
+                <w:lang w:eastAsia="ru-RU"/>
+                <w14:ligatures w14:val="none"/>
+              </w:rPr>
+            </w:pPr>
+            <w:r>
+              <w:rPr>
+                <w:rFonts w:ascii="Segoe UI" w:eastAsia="Times New Roman" w:hAnsi="Segoe UI" w:cs="Segoe UI"/>
+                <w:kern w:val="0"/>
+                <w:sz w:val="23"/>
+                <w:szCs w:val="23"/>
+                <w:lang w:eastAsia="ru-RU"/>
+                <w14:ligatures w14:val="none"/>
+              </w:rPr>
+              <w:t>Запоминаем, какая фигура стояла на клетке назначения</w:t>
+            </w:r>
+          </w:p>
+        </w:tc>
+      </w:tr>
+      <w:tr>
+        <w:tc>
+          <w:tcPr>
+            <w:tcW w:w="0" w:type="auto"/>
+            <w:tcMar>
+              <w:top w:w="150" w:type="dxa"/>
+              <w:left w:w="0" w:type="dxa"/>
+              <w:bottom w:w="150" w:type="dxa"/>
+              <w:right w:w="240" w:type="dxa"/>
+            </w:tcMar>
+            <w:vAlign w:val="center"/>
+            <w:hideMark/>
+          </w:tcPr>
+          <w:p>
+            <w:pPr>
+              <w:spacing w:after="0" w:line="375" w:lineRule="atLeast"/>
+              <w:rPr>
+                <w:rFonts w:ascii="Segoe UI" w:eastAsia="Times New Roman" w:hAnsi="Segoe UI" w:cs="Segoe UI"/>
+                <w:kern w:val="0"/>
+                <w:sz w:val="23"/>
+                <w:szCs w:val="23"/>
+                <w:lang w:eastAsia="ru-RU"/>
+                <w14:ligatures w14:val="none"/>
+              </w:rPr>
+            </w:pPr>
+            <w:r>
+              <w:rPr>
+                <w:rFonts w:ascii="Segoe UI" w:eastAsia="Times New Roman" w:hAnsi="Segoe UI" w:cs="Segoe UI"/>
+                <w:kern w:val="0"/>
+                <w:sz w:val="23"/>
+                <w:szCs w:val="23"/>
+                <w:lang w:eastAsia="ru-RU"/>
+                <w14:ligatures w14:val="none"/>
+              </w:rPr>
+              <w:t>Пробный ход</w:t>
+            </w:r>
+          </w:p>
+        </w:tc>
+        <w:tc>
+          <w:tcPr>
+            <w:tcW w:w="7721" w:type="dxa"/>
+            <w:tcMar>
+              <w:top w:w="150" w:type="dxa"/>
+              <w:left w:w="240" w:type="dxa"/>
+              <w:bottom w:w="150" w:type="dxa"/>
+              <w:right w:w="0" w:type="dxa"/>
+            </w:tcMar>
+            <w:vAlign w:val="center"/>
+            <w:hideMark/>
+          </w:tcPr>
+          <w:p>
+            <w:pPr>
+              <w:spacing w:after="0" w:line="375" w:lineRule="atLeast"/>
+              <w:rPr>
+                <w:rFonts w:ascii="Segoe UI" w:eastAsia="Times New Roman" w:hAnsi="Segoe UI" w:cs="Segoe UI"/>
+                <w:kern w:val="0"/>
+                <w:sz w:val="23"/>
+                <w:szCs w:val="23"/>
+                <w:lang w:eastAsia="ru-RU"/>
+                <w14:ligatures w14:val="none"/>
+              </w:rPr>
+            </w:pPr>
+            <w:r>
+              <w:rPr>
+                <w:rFonts w:ascii="Segoe UI" w:eastAsia="Times New Roman" w:hAnsi="Segoe UI" w:cs="Segoe UI"/>
+                <w:kern w:val="0"/>
+                <w:sz w:val="23"/>
+                <w:szCs w:val="23"/>
+                <w:lang w:eastAsia="ru-RU"/>
+                <w14:ligatures w14:val="none"/>
+              </w:rPr>
+              <w:t>Временно перемещаем фигуру</w:t>
+            </w:r>
+          </w:p>
+        </w:tc>
+      </w:tr>
+      <w:tr>
+        <w:tc>
+          <w:tcPr>
+            <w:tcW w:w="0" w:type="auto"/>
+            <w:tcMar>
+              <w:top w:w="150" w:type="dxa"/>
+              <w:left w:w="0" w:type="dxa"/>
+              <w:bottom w:w="150" w:type="dxa"/>
+              <w:right w:w="240" w:type="dxa"/>
+            </w:tcMar>
+            <w:vAlign w:val="center"/>
+            <w:hideMark/>
+          </w:tcPr>
+          <w:p>
+            <w:pPr>
+              <w:spacing w:after="0" w:line="375" w:lineRule="atLeast"/>
+              <w:rPr>
+                <w:rFonts w:ascii="Segoe UI" w:eastAsia="Times New Roman" w:hAnsi="Segoe UI" w:cs="Segoe UI"/>
+                <w:kern w:val="0"/>
+                <w:sz w:val="23"/>
+                <w:szCs w:val="23"/>
+                <w:lang w:eastAsia="ru-RU"/>
+                <w14:ligatures w14:val="none"/>
+              </w:rPr>
+            </w:pPr>
+            <w:proofErr w:type="spellStart"/>
+            <w:proofErr w:type="gramStart"/>
+            <w:r>
+              <w:rPr>
+                <w:rFonts w:ascii="Consolas" w:eastAsia="Times New Roman" w:hAnsi="Consolas" w:cs="Courier New"/>
+                <w:kern w:val="0"/>
+                <w:sz w:val="20"/>
+                <w:szCs w:val="20"/>
+                <w:lang w:eastAsia="ru-RU"/>
+                <w14:ligatures w14:val="none"/>
+              </w:rPr>
+              <w:t>isCheck</w:t>
+            </w:r>
+            <w:proofErr w:type="spellEnd"/>
+            <w:r>
+              <w:rPr>
+                <w:rFonts w:ascii="Consolas" w:eastAsia="Times New Roman" w:hAnsi="Consolas" w:cs="Courier New"/>
+                <w:kern w:val="0"/>
+                <w:sz w:val="20"/>
+                <w:szCs w:val="20"/>
+                <w:lang w:eastAsia="ru-RU"/>
+                <w14:ligatures w14:val="none"/>
+              </w:rPr>
+              <w:t>(</w:t>
+            </w:r>
+            <w:proofErr w:type="gramEnd"/>
+            <w:r>
+              <w:rPr>
+                <w:rFonts w:ascii="Consolas" w:eastAsia="Times New Roman" w:hAnsi="Consolas" w:cs="Courier New"/>
+                <w:kern w:val="0"/>
+                <w:sz w:val="20"/>
+                <w:szCs w:val="20"/>
+                <w:lang w:eastAsia="ru-RU"/>
+                <w14:ligatures w14:val="none"/>
+              </w:rPr>
+              <w:t>)</w:t>
+            </w:r>
+          </w:p>
+        </w:tc>
+        <w:tc>
+          <w:tcPr>
+            <w:tcW w:w="7721" w:type="dxa"/>
+            <w:tcMar>
+              <w:top w:w="150" w:type="dxa"/>
+              <w:left w:w="240" w:type="dxa"/>
+              <w:bottom w:w="150" w:type="dxa"/>
+              <w:right w:w="0" w:type="dxa"/>
+            </w:tcMar>
+            <w:vAlign w:val="center"/>
+            <w:hideMark/>
+          </w:tcPr>
+          <w:p>
+            <w:pPr>
+              <w:spacing w:after="0" w:line="375" w:lineRule="atLeast"/>
+              <w:rPr>
+                <w:rFonts w:ascii="Segoe UI" w:eastAsia="Times New Roman" w:hAnsi="Segoe UI" w:cs="Segoe UI"/>
+                <w:kern w:val="0"/>
+                <w:sz w:val="23"/>
+                <w:szCs w:val="23"/>
+                <w:lang w:eastAsia="ru-RU"/>
+                <w14:ligatures w14:val="none"/>
+              </w:rPr>
+            </w:pPr>
+            <w:r>
+              <w:rPr>
+                <w:rFonts w:ascii="Segoe UI" w:eastAsia="Times New Roman" w:hAnsi="Segoe UI" w:cs="Segoe UI"/>
+                <w:kern w:val="0"/>
+                <w:sz w:val="23"/>
+                <w:szCs w:val="23"/>
+                <w:lang w:eastAsia="ru-RU"/>
+                <w14:ligatures w14:val="none"/>
+              </w:rPr>
+              <w:t>Проверяем, остался ли король под шахом после хода</w:t>
+            </w:r>
+          </w:p>
+        </w:tc>
+      </w:tr>
+      <w:tr>
+        <w:tc>
+          <w:tcPr>
+            <w:tcW w:w="0" w:type="auto"/>
+            <w:tcMar>
+              <w:top w:w="150" w:type="dxa"/>
+              <w:left w:w="0" w:type="dxa"/>
+              <w:bottom w:w="150" w:type="dxa"/>
+              <w:right w:w="240" w:type="dxa"/>
+            </w:tcMar>
+            <w:vAlign w:val="center"/>
+            <w:hideMark/>
+          </w:tcPr>
+          <w:p>
+            <w:pPr>
+              <w:spacing w:after="0" w:line="375" w:lineRule="atLeast"/>
+              <w:rPr>
+                <w:rFonts w:ascii="Segoe UI" w:eastAsia="Times New Roman" w:hAnsi="Segoe UI" w:cs="Segoe UI"/>
+                <w:kern w:val="0"/>
+                <w:sz w:val="23"/>
+                <w:szCs w:val="23"/>
+                <w:lang w:eastAsia="ru-RU"/>
+                <w14:ligatures w14:val="none"/>
+              </w:rPr>
+            </w:pPr>
+            <w:r>
+              <w:rPr>
+                <w:rFonts w:ascii="Segoe UI" w:eastAsia="Times New Roman" w:hAnsi="Segoe UI" w:cs="Segoe UI"/>
+                <w:kern w:val="0"/>
+                <w:sz w:val="23"/>
+                <w:szCs w:val="23"/>
+                <w:lang w:eastAsia="ru-RU"/>
+                <w14:ligatures w14:val="none"/>
+              </w:rPr>
+              <w:t>Откат</w:t>
+            </w:r>
+          </w:p>
+        </w:tc>
+        <w:tc>
+          <w:tcPr>
+            <w:tcW w:w="7721" w:type="dxa"/>
+            <w:tcMar>
+              <w:top w:w="150" w:type="dxa"/>
+              <w:left w:w="240" w:type="dxa"/>
+              <w:bottom w:w="150" w:type="dxa"/>
+              <w:right w:w="0" w:type="dxa"/>
+            </w:tcMar>
+            <w:vAlign w:val="center"/>
+            <w:hideMark/>
+          </w:tcPr>
+          <w:p>
+            <w:pPr>
+              <w:spacing w:after="0" w:line="375" w:lineRule="atLeast"/>
+              <w:rPr>
+                <w:rFonts w:ascii="Segoe UI" w:eastAsia="Times New Roman" w:hAnsi="Segoe UI" w:cs="Segoe UI"/>
+                <w:kern w:val="0"/>
+                <w:sz w:val="23"/>
+                <w:szCs w:val="23"/>
+                <w:lang w:eastAsia="ru-RU"/>
+                <w14:ligatures w14:val="none"/>
+              </w:rPr>
+            </w:pPr>
+            <w:r>
+              <w:rPr>
+                <w:rFonts w:ascii="Segoe UI" w:eastAsia="Times New Roman" w:hAnsi="Segoe UI" w:cs="Segoe UI"/>
+                <w:kern w:val="0"/>
+                <w:sz w:val="23"/>
+                <w:szCs w:val="23"/>
+                <w:lang w:eastAsia="ru-RU"/>
+                <w14:ligatures w14:val="none"/>
+              </w:rPr>
+              <w:t>Возвращаем фигуры на исходные позиции</w:t>
+            </w:r>
+          </w:p>
+        </w:tc>
+      </w:tr>
+      <w:tr>
+        <w:tc>
+          <w:tcPr>
+            <w:tcW w:w="0" w:type="auto"/>
+            <w:tcMar>
+              <w:top w:w="150" w:type="dxa"/>
+              <w:left w:w="0" w:type="dxa"/>
+              <w:bottom w:w="150" w:type="dxa"/>
+              <w:right w:w="240" w:type="dxa"/>
+            </w:tcMar>
+            <w:vAlign w:val="center"/>
+            <w:hideMark/>
+          </w:tcPr>
+          <w:p>
+            <w:pPr>
+              <w:spacing w:after="0" w:line="375" w:lineRule="atLeast"/>
+              <w:rPr>
+                <w:rFonts w:ascii="Segoe UI" w:eastAsia="Times New Roman" w:hAnsi="Segoe UI" w:cs="Segoe UI"/>
+                <w:kern w:val="0"/>
+                <w:sz w:val="23"/>
+                <w:szCs w:val="23"/>
+                <w:lang w:eastAsia="ru-RU"/>
+                <w14:ligatures w14:val="none"/>
+              </w:rPr>
+            </w:pPr>
+            <w:proofErr w:type="spellStart"/>
+            <w:r>
+              <w:rPr>
+                <w:rFonts w:ascii="Consolas" w:eastAsia="Times New Roman" w:hAnsi="Consolas" w:cs="Courier New"/>
+                <w:kern w:val="0"/>
+                <w:sz w:val="20"/>
+                <w:szCs w:val="20"/>
+                <w:lang w:eastAsia="ru-RU"/>
+                <w14:ligatures w14:val="none"/>
+              </w:rPr>
+              <w:t>stillCheck</w:t>
+            </w:r>
+            <w:proofErr w:type="spellEnd"/>
+            <w:r>
+              <w:rPr>
+                <w:rFonts w:ascii="Consolas" w:eastAsia="Times New Roman" w:hAnsi="Consolas" w:cs="Courier New"/>
+                <w:kern w:val="0"/>
+                <w:sz w:val="20"/>
+                <w:szCs w:val="20"/>
+                <w:lang w:eastAsia="ru-RU"/>
+                <w14:ligatures w14:val="none"/>
+              </w:rPr>
+              <w:t>==</w:t>
+            </w:r>
+            <w:proofErr w:type="spellStart"/>
+            <w:r>
+              <w:rPr>
+                <w:rFonts w:ascii="Consolas" w:eastAsia="Times New Roman" w:hAnsi="Consolas" w:cs="Courier New"/>
+                <w:kern w:val="0"/>
+                <w:sz w:val="20"/>
+                <w:szCs w:val="20"/>
+                <w:lang w:eastAsia="ru-RU"/>
+                <w14:ligatures w14:val="none"/>
+              </w:rPr>
+              <w:t>false</w:t>
+            </w:r>
+            <w:proofErr w:type="spellEnd"/>
+          </w:p>
+        </w:tc>
+        <w:tc>
+          <w:tcPr>
+            <w:tcW w:w="7721" w:type="dxa"/>
+            <w:tcMar>
+              <w:top w:w="150" w:type="dxa"/>
+              <w:left w:w="240" w:type="dxa"/>
+              <w:bottom w:w="150" w:type="dxa"/>
+              <w:right w:w="0" w:type="dxa"/>
+            </w:tcMar>
+            <w:vAlign w:val="center"/>
+            <w:hideMark/>
+          </w:tcPr>
+          <w:p>
+            <w:pPr>
+              <w:spacing w:after="0" w:line="375" w:lineRule="atLeast"/>
+              <w:rPr>
+                <w:rFonts w:ascii="Segoe UI" w:eastAsia="Times New Roman" w:hAnsi="Segoe UI" w:cs="Segoe UI"/>
+                <w:kern w:val="0"/>
+                <w:sz w:val="23"/>
+                <w:szCs w:val="23"/>
+                <w:lang w:eastAsia="ru-RU"/>
+                <w14:ligatures w14:val="none"/>
+              </w:rPr>
+            </w:pPr>
+            <w:r>
+              <w:rPr>
+                <w:rFonts w:ascii="Segoe UI" w:eastAsia="Times New Roman" w:hAnsi="Segoe UI" w:cs="Segoe UI"/>
+                <w:kern w:val="0"/>
+                <w:sz w:val="23"/>
+                <w:szCs w:val="23"/>
+                <w:lang w:eastAsia="ru-RU"/>
+                <w14:ligatures w14:val="none"/>
+              </w:rPr>
+              <w:t>Если после хода шаха нет — значит, есть спасающий ход → это НЕ мат</w:t>
+            </w:r>
+          </w:p>
+        </w:tc>
+      </w:tr>
+      <w:tr>
+        <w:tc>
+          <w:tcPr>
+            <w:tcW w:w="0" w:type="auto"/>
+            <w:tcMar>
+              <w:top w:w="150" w:type="dxa"/>
+              <w:left w:w="0" w:type="dxa"/>
+              <w:bottom w:w="150" w:type="dxa"/>
+              <w:right w:w="240" w:type="dxa"/>
+            </w:tcMar>
+            <w:vAlign w:val="center"/>
+            <w:hideMark/>
+          </w:tcPr>
+          <w:p>
+            <w:pPr>
+              <w:spacing w:after="0" w:line="375" w:lineRule="atLeast"/>
+              <w:rPr>
+                <w:rFonts w:ascii="Segoe UI" w:eastAsia="Times New Roman" w:hAnsi="Segoe UI" w:cs="Segoe UI"/>
+                <w:kern w:val="0"/>
+                <w:sz w:val="23"/>
+                <w:szCs w:val="23"/>
+                <w:lang w:eastAsia="ru-RU"/>
+                <w14:ligatures w14:val="none"/>
+              </w:rPr>
+            </w:pPr>
+            <w:r>
+              <w:rPr>
+                <w:rFonts w:ascii="Segoe UI" w:eastAsia="Times New Roman" w:hAnsi="Segoe UI" w:cs="Segoe UI"/>
+                <w:kern w:val="0"/>
+                <w:sz w:val="23"/>
+                <w:szCs w:val="23"/>
+                <w:lang w:eastAsia="ru-RU"/>
+                <w14:ligatures w14:val="none"/>
+              </w:rPr>
+              <w:t>Если ни один ход не спас</w:t>
+            </w:r>
+          </w:p>
+        </w:tc>
+        <w:tc>
+          <w:tcPr>
+            <w:tcW w:w="7721" w:type="dxa"/>
+            <w:tcMar>
+              <w:top w:w="150" w:type="dxa"/>
+              <w:left w:w="240" w:type="dxa"/>
+              <w:bottom w:w="150" w:type="dxa"/>
+              <w:right w:w="0" w:type="dxa"/>
+            </w:tcMar>
+            <w:vAlign w:val="center"/>
+            <w:hideMark/>
+          </w:tcPr>
+          <w:p>
+            <w:pPr>
+              <w:spacing w:after="0" w:line="375" w:lineRule="atLeast"/>
+              <w:rPr>
+                <w:rFonts w:ascii="Segoe UI" w:eastAsia="Times New Roman" w:hAnsi="Segoe UI" w:cs="Segoe UI"/>
+                <w:kern w:val="0"/>
+                <w:sz w:val="23"/>
+                <w:szCs w:val="23"/>
+                <w:lang w:eastAsia="ru-RU"/>
+                <w14:ligatures w14:val="none"/>
+              </w:rPr>
+            </w:pPr>
+            <w:r>
+              <w:rPr>
+                <w:rFonts w:ascii="Segoe UI" w:eastAsia="Times New Roman" w:hAnsi="Segoe UI" w:cs="Segoe UI"/>
+                <w:kern w:val="0"/>
+                <w:sz w:val="23"/>
+                <w:szCs w:val="23"/>
+                <w:lang w:eastAsia="ru-RU"/>
+                <w14:ligatures w14:val="none"/>
+              </w:rPr>
+              <w:t>→ МАТ</w:t>
+            </w:r>
+          </w:p>
+        </w:tc>
+      </w:tr>
+    </w:tbl>
+    <w:p/>
+    <w:p>
       <w:r>
         <w:br w:type="page"/>
       </w:r>
     </w:p>
+    <w:p/>
     <w:p>
       <w:r>
-        <w:lastRenderedPageBreak/>
         <w:t xml:space="preserve"> 4. СООТВЕТСТВИЕ КОДА ОБЪЕКТНОЙ МОДЕЛИ</w:t>
       </w:r>
     </w:p>
@@ -4400,131 +5336,126 @@
     <w:p/>
     <w:p>
       <w:r>
+        <w:br w:type="page"/>
+      </w:r>
+    </w:p>
+    <w:p>
+      <w:r>
+        <w:lastRenderedPageBreak/>
         <w:t xml:space="preserve"> 5. ПРИМЕР РАБОТЫ ПРОГРАММЫ</w:t>
       </w:r>
     </w:p>
     <w:p/>
     <w:p>
-      <w:pPr>
+      <w:r>
+        <w:t xml:space="preserve"> 5.1 </w:t>
+      </w:r>
+      <w:r>
+        <w:t>Входной</w:t>
+      </w:r>
+      <w:r>
+        <w:t xml:space="preserve"> </w:t>
+      </w:r>
+      <w:r>
+        <w:t>файл</w:t>
+      </w:r>
+      <w:r>
+        <w:t xml:space="preserve"> `</w:t>
+      </w:r>
+      <w:r>
         <w:rPr>
           <w:lang w:val="en-US"/>
         </w:rPr>
-      </w:pPr>
+        <w:t>position</w:t>
+      </w:r>
+      <w:r>
+        <w:t>.</w:t>
+      </w:r>
       <w:r>
         <w:rPr>
           <w:lang w:val="en-US"/>
         </w:rPr>
-        <w:lastRenderedPageBreak/>
-        <w:t xml:space="preserve"> 5.1 </w:t>
-      </w:r>
-      <w:r>
-        <w:t>Входной</w:t>
-      </w:r>
-      <w:r>
-        <w:rPr>
-          <w:lang w:val="en-US"/>
-        </w:rPr>
-        <w:t xml:space="preserve"> </w:t>
-      </w:r>
-      <w:r>
-        <w:t>файл</w:t>
-      </w:r>
-      <w:r>
-        <w:rPr>
-          <w:lang w:val="en-US"/>
-        </w:rPr>
-        <w:t xml:space="preserve"> `position.txt`</w:t>
+        <w:t>txt</w:t>
+      </w:r>
+      <w:r>
+        <w:t>`</w:t>
       </w:r>
     </w:p>
     <w:p>
-      <w:pPr>
+      <w:r>
         <w:rPr>
           <w:lang w:val="en-US"/>
         </w:rPr>
-      </w:pPr>
-      <w:r>
-        <w:rPr>
-          <w:lang w:val="en-US"/>
-        </w:rPr>
-        <w:t>White: 3</w:t>
+        <w:t>White</w:t>
+      </w:r>
+      <w:r>
+        <w:t>: 3</w:t>
       </w:r>
     </w:p>
     <w:p>
-      <w:pPr>
+      <w:r>
         <w:rPr>
           <w:lang w:val="en-US"/>
         </w:rPr>
-      </w:pPr>
-      <w:r>
-        <w:rPr>
-          <w:lang w:val="en-US"/>
-        </w:rPr>
-        <w:t>QA4</w:t>
+        <w:t>QA</w:t>
+      </w:r>
+      <w:r>
+        <w:t>4</w:t>
       </w:r>
     </w:p>
     <w:p>
-      <w:pPr>
+      <w:r>
         <w:rPr>
           <w:lang w:val="en-US"/>
         </w:rPr>
-      </w:pPr>
-      <w:r>
-        <w:rPr>
-          <w:lang w:val="en-US"/>
-        </w:rPr>
-        <w:t>NC4</w:t>
+        <w:t>NC</w:t>
+      </w:r>
+      <w:r>
+        <w:t>4</w:t>
       </w:r>
     </w:p>
     <w:p>
-      <w:pPr>
+      <w:r>
         <w:rPr>
           <w:lang w:val="en-US"/>
         </w:rPr>
-      </w:pPr>
-      <w:r>
-        <w:rPr>
-          <w:lang w:val="en-US"/>
-        </w:rPr>
-        <w:t>KF8</w:t>
+        <w:t>KF</w:t>
+      </w:r>
+      <w:r>
+        <w:t>8</w:t>
       </w:r>
     </w:p>
     <w:p>
-      <w:pPr>
+      <w:r>
         <w:rPr>
           <w:lang w:val="en-US"/>
         </w:rPr>
-      </w:pPr>
-      <w:r>
-        <w:rPr>
-          <w:lang w:val="en-US"/>
-        </w:rPr>
-        <w:t>Black: 6</w:t>
+        <w:t>Black</w:t>
+      </w:r>
+      <w:r>
+        <w:t>: 6</w:t>
       </w:r>
     </w:p>
     <w:p>
-      <w:pPr>
+      <w:r>
         <w:rPr>
           <w:lang w:val="en-US"/>
         </w:rPr>
-      </w:pPr>
-      <w:r>
-        <w:rPr>
-          <w:lang w:val="en-US"/>
-        </w:rPr>
-        <w:t>pA5</w:t>
+        <w:t>pA</w:t>
+      </w:r>
+      <w:r>
+        <w:t>5</w:t>
       </w:r>
     </w:p>
     <w:p>
-      <w:pPr>
+      <w:r>
         <w:rPr>
           <w:lang w:val="en-US"/>
         </w:rPr>
-      </w:pPr>
-      <w:r>
-        <w:rPr>
-          <w:lang w:val="en-US"/>
-        </w:rPr>
-        <w:t>pC7</w:t>
+        <w:t>pC</w:t>
+      </w:r>
+      <w:r>
+        <w:t>7</w:t>
       </w:r>
     </w:p>
     <w:p>
@@ -4775,7 +5706,7 @@
           <w:lang w:eastAsia="ru-RU"/>
           <w14:ligatures w14:val="none"/>
         </w:rPr>
-        <w:t xml:space="preserve">7 | . . . </w:t>
+        <w:t xml:space="preserve">7 </w:t>
       </w:r>
       <w:proofErr w:type="gramStart"/>
       <w:r>
@@ -4787,7 +5718,7 @@
           <w:lang w:eastAsia="ru-RU"/>
           <w14:ligatures w14:val="none"/>
         </w:rPr>
-        <w:t>. . . .</w:t>
+        <w:t>| .</w:t>
       </w:r>
       <w:proofErr w:type="gramEnd"/>
       <w:r>
@@ -4799,7 +5730,53 @@
           <w:lang w:eastAsia="ru-RU"/>
           <w14:ligatures w14:val="none"/>
         </w:rPr>
-        <w:t xml:space="preserve"> . |</w:t>
+        <w:t xml:space="preserve"> . </w:t>
+      </w:r>
+      <w:r>
+        <w:rPr>
+          <w:rFonts w:ascii="Consolas" w:eastAsia="Times New Roman" w:hAnsi="Consolas" w:cs="Courier New"/>
+          <w:kern w:val="0"/>
+          <w:sz w:val="20"/>
+          <w:szCs w:val="20"/>
+          <w:lang w:val="en-US" w:eastAsia="ru-RU"/>
+          <w14:ligatures w14:val="none"/>
+        </w:rPr>
+        <w:t>p</w:t>
+      </w:r>
+      <w:r>
+        <w:rPr>
+          <w:rFonts w:ascii="Consolas" w:eastAsia="Times New Roman" w:hAnsi="Consolas" w:cs="Courier New"/>
+          <w:kern w:val="0"/>
+          <w:sz w:val="20"/>
+          <w:szCs w:val="20"/>
+          <w:lang w:eastAsia="ru-RU"/>
+          <w14:ligatures w14:val="none"/>
+        </w:rPr>
+        <w:t xml:space="preserve"> </w:t>
+      </w:r>
+      <w:proofErr w:type="spellStart"/>
+      <w:r>
+        <w:rPr>
+          <w:rFonts w:ascii="Consolas" w:eastAsia="Times New Roman" w:hAnsi="Consolas" w:cs="Courier New"/>
+          <w:kern w:val="0"/>
+          <w:sz w:val="20"/>
+          <w:szCs w:val="20"/>
+          <w:lang w:val="en-US" w:eastAsia="ru-RU"/>
+          <w14:ligatures w14:val="none"/>
+        </w:rPr>
+        <w:t>p</w:t>
+      </w:r>
+      <w:proofErr w:type="spellEnd"/>
+      <w:r>
+        <w:rPr>
+          <w:rFonts w:ascii="Consolas" w:eastAsia="Times New Roman" w:hAnsi="Consolas" w:cs="Courier New"/>
+          <w:kern w:val="0"/>
+          <w:sz w:val="20"/>
+          <w:szCs w:val="20"/>
+          <w:lang w:eastAsia="ru-RU"/>
+          <w14:ligatures w14:val="none"/>
+        </w:rPr>
+        <w:t xml:space="preserve"> . . . . |</w:t>
       </w:r>
     </w:p>
     <w:p>
@@ -4842,7 +5819,7 @@
           <w:lang w:eastAsia="ru-RU"/>
           <w14:ligatures w14:val="none"/>
         </w:rPr>
-        <w:t xml:space="preserve">6 | . . . </w:t>
+        <w:t xml:space="preserve">6 | </w:t>
       </w:r>
       <w:proofErr w:type="gramStart"/>
       <w:r>
@@ -4866,7 +5843,51 @@
           <w:lang w:eastAsia="ru-RU"/>
           <w14:ligatures w14:val="none"/>
         </w:rPr>
-        <w:t xml:space="preserve"> . |</w:t>
+        <w:t xml:space="preserve"> </w:t>
+      </w:r>
+      <w:r>
+        <w:rPr>
+          <w:rFonts w:ascii="Consolas" w:eastAsia="Times New Roman" w:hAnsi="Consolas" w:cs="Courier New"/>
+          <w:kern w:val="0"/>
+          <w:sz w:val="20"/>
+          <w:szCs w:val="20"/>
+          <w:lang w:eastAsia="ru-RU"/>
+          <w14:ligatures w14:val="none"/>
+        </w:rPr>
+        <w:t>.</w:t>
+      </w:r>
+      <w:r>
+        <w:rPr>
+          <w:rFonts w:ascii="Consolas" w:eastAsia="Times New Roman" w:hAnsi="Consolas" w:cs="Courier New"/>
+          <w:kern w:val="0"/>
+          <w:sz w:val="20"/>
+          <w:szCs w:val="20"/>
+          <w:lang w:eastAsia="ru-RU"/>
+          <w14:ligatures w14:val="none"/>
+        </w:rPr>
+        <w:t xml:space="preserve"> </w:t>
+      </w:r>
+      <w:r>
+        <w:rPr>
+          <w:rFonts w:ascii="Consolas" w:eastAsia="Times New Roman" w:hAnsi="Consolas" w:cs="Courier New"/>
+          <w:kern w:val="0"/>
+          <w:sz w:val="20"/>
+          <w:szCs w:val="20"/>
+          <w:lang w:val="en-US" w:eastAsia="ru-RU"/>
+          <w14:ligatures w14:val="none"/>
+        </w:rPr>
+        <w:t>p</w:t>
+      </w:r>
+      <w:r>
+        <w:rPr>
+          <w:rFonts w:ascii="Consolas" w:eastAsia="Times New Roman" w:hAnsi="Consolas" w:cs="Courier New"/>
+          <w:kern w:val="0"/>
+          <w:sz w:val="20"/>
+          <w:szCs w:val="20"/>
+          <w:lang w:eastAsia="ru-RU"/>
+          <w14:ligatures w14:val="none"/>
+        </w:rPr>
+        <w:t xml:space="preserve"> . . |</w:t>
       </w:r>
     </w:p>
     <w:p>
@@ -4909,7 +5930,29 @@
           <w:lang w:eastAsia="ru-RU"/>
           <w14:ligatures w14:val="none"/>
         </w:rPr>
-        <w:t xml:space="preserve">5 | P . . . </w:t>
+        <w:t xml:space="preserve">5 | </w:t>
+      </w:r>
+      <w:r>
+        <w:rPr>
+          <w:rFonts w:ascii="Consolas" w:eastAsia="Times New Roman" w:hAnsi="Consolas" w:cs="Courier New"/>
+          <w:kern w:val="0"/>
+          <w:sz w:val="20"/>
+          <w:szCs w:val="20"/>
+          <w:lang w:val="en-US" w:eastAsia="ru-RU"/>
+          <w14:ligatures w14:val="none"/>
+        </w:rPr>
+        <w:t>p</w:t>
+      </w:r>
+      <w:r>
+        <w:rPr>
+          <w:rFonts w:ascii="Consolas" w:eastAsia="Times New Roman" w:hAnsi="Consolas" w:cs="Courier New"/>
+          <w:kern w:val="0"/>
+          <w:sz w:val="20"/>
+          <w:szCs w:val="20"/>
+          <w:lang w:eastAsia="ru-RU"/>
+          <w14:ligatures w14:val="none"/>
+        </w:rPr>
+        <w:t xml:space="preserve"> . . . </w:t>
       </w:r>
       <w:proofErr w:type="gramStart"/>
       <w:r>
@@ -6032,6 +7075,28 @@
     <w:name w:val="Normal"/>
     <w:qFormat/>
   </w:style>
+  <w:style w:type="paragraph" w:styleId="2">
+    <w:name w:val="heading 2"/>
+    <w:basedOn w:val="a"/>
+    <w:link w:val="20"/>
+    <w:uiPriority w:val="9"/>
+    <w:qFormat/>
+    <w:rsid w:val="00FB4B9E"/>
+    <w:pPr>
+      <w:spacing w:before="100" w:beforeAutospacing="1" w:after="100" w:afterAutospacing="1" w:line="240" w:lineRule="auto"/>
+      <w:outlineLvl w:val="1"/>
+    </w:pPr>
+    <w:rPr>
+      <w:rFonts w:ascii="Times New Roman" w:eastAsia="Times New Roman" w:hAnsi="Times New Roman" w:cs="Times New Roman"/>
+      <w:b/>
+      <w:bCs/>
+      <w:kern w:val="0"/>
+      <w:sz w:val="36"/>
+      <w:szCs w:val="36"/>
+      <w:lang w:eastAsia="ru-RU"/>
+      <w14:ligatures w14:val="none"/>
+    </w:rPr>
+  </w:style>
   <w:style w:type="character" w:default="1" w:styleId="a0">
     <w:name w:val="Default Paragraph Font"/>
     <w:uiPriority w:val="1"/>
@@ -6133,6 +7198,23 @@
       <w:kern w:val="0"/>
       <w:sz w:val="20"/>
       <w:szCs w:val="20"/>
+      <w:lang w:eastAsia="ru-RU"/>
+      <w14:ligatures w14:val="none"/>
+    </w:rPr>
+  </w:style>
+  <w:style w:type="character" w:customStyle="1" w:styleId="20">
+    <w:name w:val="Заголовок 2 Знак"/>
+    <w:basedOn w:val="a0"/>
+    <w:link w:val="2"/>
+    <w:uiPriority w:val="9"/>
+    <w:rsid w:val="00FB4B9E"/>
+    <w:rPr>
+      <w:rFonts w:ascii="Times New Roman" w:eastAsia="Times New Roman" w:hAnsi="Times New Roman" w:cs="Times New Roman"/>
+      <w:b/>
+      <w:bCs/>
+      <w:kern w:val="0"/>
+      <w:sz w:val="36"/>
+      <w:szCs w:val="36"/>
       <w:lang w:eastAsia="ru-RU"/>
       <w14:ligatures w14:val="none"/>
     </w:rPr>
